--- a/evidence/t102-export.docx
+++ b/evidence/t102-export.docx
@@ -541,7 +541,7 @@
         <w:sz w:val="18"/>
         <w:szCs w:val="18"/>
       </w:rPr>
-      <w:t xml:space="preserve">V-691015</w:t>
+      <w:t xml:space="preserve">V-691016</w:t>
       <w:tab/>
     </w:r>
     <w:r>

--- a/evidence/t102-export.docx
+++ b/evidence/t102-export.docx
@@ -541,7 +541,7 @@
         <w:sz w:val="18"/>
         <w:szCs w:val="18"/>
       </w:rPr>
-      <w:t xml:space="preserve">V-691016</w:t>
+      <w:t xml:space="preserve">V-691017</w:t>
       <w:tab/>
     </w:r>
     <w:r>
